--- a/README.docx
+++ b/README.docx
@@ -5241,18 +5241,31 @@
               <w:bottom w:w="80" w:type="dxa"/>
               <w:right w:w="120" w:type="dxa"/>
             </w:tcMar>
-          </w:tcPr>
-          <w:p>
-            <w:r>
-              <w:rPr>
-                <w:rFonts w:ascii="Arial" w:hAnsi="Arial" w:eastAsia="Arial" w:cs="Arial"/>
+            <w:vAlign w:val="top"/>
+          </w:tcPr>
+          <w:p>
+            <w:pPr>
+              <w:rPr>
+                <w:rFonts w:hint="default" w:ascii="Arial" w:hAnsi="Arial" w:eastAsia="Arial" w:cs="Arial"/>
                 <w:b w:val="0"/>
                 <w:bCs w:val="0"/>
                 <w:color w:val="222222"/>
                 <w:sz w:val="20"/>
                 <w:szCs w:val="20"/>
-              </w:rPr>
-              <w:t>calculate_balances()</w:t>
+                <w:lang w:val="en-US"/>
+              </w:rPr>
+            </w:pPr>
+            <w:r>
+              <w:rPr>
+                <w:rFonts w:hint="default" w:cs="Arial"/>
+                <w:b w:val="0"/>
+                <w:bCs w:val="0"/>
+                <w:color w:val="222222"/>
+                <w:sz w:val="20"/>
+                <w:szCs w:val="20"/>
+                <w:lang w:val="en-US"/>
+              </w:rPr>
+              <w:t>expenses[ ]</w:t>
             </w:r>
           </w:p>
         </w:tc>
@@ -5272,18 +5285,31 @@
               <w:bottom w:w="80" w:type="dxa"/>
               <w:right w:w="120" w:type="dxa"/>
             </w:tcMar>
-          </w:tcPr>
-          <w:p>
-            <w:r>
-              <w:rPr>
-                <w:rFonts w:ascii="Arial" w:hAnsi="Arial" w:eastAsia="Arial" w:cs="Arial"/>
-                <w:b w:val="0"/>
-                <w:bCs w:val="0"/>
-                <w:color w:val="222222"/>
+            <w:vAlign w:val="top"/>
+          </w:tcPr>
+          <w:p>
+            <w:pPr>
+              <w:pStyle w:val="15"/>
+              <w:keepNext w:val="0"/>
+              <w:keepLines w:val="0"/>
+              <w:widowControl/>
+              <w:suppressLineNumbers w:val="0"/>
+              <w:ind w:left="0" w:leftChars="0" w:right="0" w:rightChars="0"/>
+              <w:rPr>
+                <w:rFonts w:hint="default" w:ascii="Arial" w:hAnsi="Arial" w:eastAsia="SimSun" w:cs="Arial"/>
+                <w:kern w:val="0"/>
                 <w:sz w:val="20"/>
                 <w:szCs w:val="20"/>
-              </w:rPr>
-              <w:t>Walks through every expense and updates each person's running tab. Credits the payer, debits all participants.</w:t>
+                <w:lang w:val="en-US" w:eastAsia="zh-CN" w:bidi="ar"/>
+              </w:rPr>
+            </w:pPr>
+            <w:r>
+              <w:rPr>
+                <w:rFonts w:hint="default" w:ascii="Arial" w:hAnsi="Arial" w:cs="Arial"/>
+                <w:sz w:val="20"/>
+                <w:szCs w:val="20"/>
+              </w:rPr>
+              <w:t>The list of all trip expenses with payer, amount, and participants</w:t>
             </w:r>
           </w:p>
         </w:tc>
@@ -5314,15 +5340,24 @@
               <w:bottom w:val="single" w:color="CCCCCC" w:sz="0" w:space="0"/>
               <w:right w:val="single" w:color="CCCCCC" w:sz="0" w:space="0"/>
             </w:tcBorders>
-            <w:shd w:val="clear" w:color="auto" w:fill="F2F2F2"/>
+            <w:shd w:val="clear" w:color="auto" w:fill="FFFFFF"/>
             <w:tcMar>
               <w:top w:w="80" w:type="dxa"/>
               <w:left w:w="120" w:type="dxa"/>
               <w:bottom w:w="80" w:type="dxa"/>
               <w:right w:w="120" w:type="dxa"/>
             </w:tcMar>
-          </w:tcPr>
-          <w:p>
+            <w:vAlign w:val="top"/>
+          </w:tcPr>
+          <w:p>
+            <w:pPr>
+              <w:rPr>
+                <w:rFonts w:hint="default" w:ascii="Arial" w:hAnsi="Arial" w:eastAsia="Arial" w:cs="Arial"/>
+                <w:sz w:val="22"/>
+                <w:szCs w:val="22"/>
+                <w:lang w:val="en-US"/>
+              </w:rPr>
+            </w:pPr>
             <w:r>
               <w:rPr>
                 <w:rFonts w:ascii="Arial" w:hAnsi="Arial" w:eastAsia="Arial" w:cs="Arial"/>
@@ -5332,7 +5367,7 @@
                 <w:sz w:val="20"/>
                 <w:szCs w:val="20"/>
               </w:rPr>
-              <w:t>settle()</w:t>
+              <w:t>calculate_balances()</w:t>
             </w:r>
           </w:p>
         </w:tc>
@@ -5345,15 +5380,23 @@
               <w:bottom w:val="single" w:color="CCCCCC" w:sz="0" w:space="0"/>
               <w:right w:val="single" w:color="CCCCCC" w:sz="0" w:space="0"/>
             </w:tcBorders>
-            <w:shd w:val="clear" w:color="auto" w:fill="F2F2F2"/>
+            <w:shd w:val="clear" w:color="auto" w:fill="FFFFFF"/>
             <w:tcMar>
               <w:top w:w="80" w:type="dxa"/>
               <w:left w:w="120" w:type="dxa"/>
               <w:bottom w:w="80" w:type="dxa"/>
               <w:right w:w="120" w:type="dxa"/>
             </w:tcMar>
-          </w:tcPr>
-          <w:p>
+            <w:vAlign w:val="top"/>
+          </w:tcPr>
+          <w:p>
+            <w:pPr>
+              <w:rPr>
+                <w:rFonts w:hint="default" w:ascii="Arial" w:hAnsi="Arial" w:eastAsia="Arial" w:cs="Arial"/>
+                <w:sz w:val="22"/>
+                <w:szCs w:val="22"/>
+              </w:rPr>
+            </w:pPr>
             <w:r>
               <w:rPr>
                 <w:rFonts w:ascii="Arial" w:hAnsi="Arial" w:eastAsia="Arial" w:cs="Arial"/>
@@ -5363,7 +5406,7 @@
                 <w:sz w:val="20"/>
                 <w:szCs w:val="20"/>
               </w:rPr>
-              <w:t>Greedily matches the biggest debtor to the biggest creditor, one transaction at a time, until everyone is at zero.</w:t>
+              <w:t>Walks through every expense and updates each person's running tab. Credits the payer, debits all participants.</w:t>
             </w:r>
           </w:p>
         </w:tc>
@@ -5394,15 +5437,23 @@
               <w:bottom w:val="single" w:color="CCCCCC" w:sz="0" w:space="0"/>
               <w:right w:val="single" w:color="CCCCCC" w:sz="0" w:space="0"/>
             </w:tcBorders>
-            <w:shd w:val="clear" w:color="auto" w:fill="FFFFFF"/>
+            <w:shd w:val="clear" w:color="auto" w:fill="F2F2F2"/>
             <w:tcMar>
               <w:top w:w="80" w:type="dxa"/>
               <w:left w:w="120" w:type="dxa"/>
               <w:bottom w:w="80" w:type="dxa"/>
               <w:right w:w="120" w:type="dxa"/>
             </w:tcMar>
-          </w:tcPr>
-          <w:p>
+            <w:vAlign w:val="top"/>
+          </w:tcPr>
+          <w:p>
+            <w:pPr>
+              <w:rPr>
+                <w:rFonts w:ascii="Arial" w:hAnsi="Arial" w:eastAsia="Arial" w:cs="Arial"/>
+                <w:sz w:val="22"/>
+                <w:szCs w:val="22"/>
+              </w:rPr>
+            </w:pPr>
             <w:r>
               <w:rPr>
                 <w:rFonts w:ascii="Arial" w:hAnsi="Arial" w:eastAsia="Arial" w:cs="Arial"/>
@@ -5412,7 +5463,7 @@
                 <w:sz w:val="20"/>
                 <w:szCs w:val="20"/>
               </w:rPr>
-              <w:t>display()</w:t>
+              <w:t>settle()</w:t>
             </w:r>
           </w:p>
         </w:tc>
@@ -5425,15 +5476,23 @@
               <w:bottom w:val="single" w:color="CCCCCC" w:sz="0" w:space="0"/>
               <w:right w:val="single" w:color="CCCCCC" w:sz="0" w:space="0"/>
             </w:tcBorders>
-            <w:shd w:val="clear" w:color="auto" w:fill="FFFFFF"/>
+            <w:shd w:val="clear" w:color="auto" w:fill="F2F2F2"/>
             <w:tcMar>
               <w:top w:w="80" w:type="dxa"/>
               <w:left w:w="120" w:type="dxa"/>
               <w:bottom w:w="80" w:type="dxa"/>
               <w:right w:w="120" w:type="dxa"/>
             </w:tcMar>
-          </w:tcPr>
-          <w:p>
+            <w:vAlign w:val="top"/>
+          </w:tcPr>
+          <w:p>
+            <w:pPr>
+              <w:rPr>
+                <w:rFonts w:ascii="Arial" w:hAnsi="Arial" w:eastAsia="Arial" w:cs="Arial"/>
+                <w:sz w:val="22"/>
+                <w:szCs w:val="22"/>
+              </w:rPr>
+            </w:pPr>
             <w:r>
               <w:rPr>
                 <w:rFonts w:ascii="Arial" w:hAnsi="Arial" w:eastAsia="Arial" w:cs="Arial"/>
@@ -5443,7 +5502,7 @@
                 <w:sz w:val="20"/>
                 <w:szCs w:val="20"/>
               </w:rPr>
-              <w:t>Prints the full receipt pile, each person's net position with a bar chart, and the final payment instructions.</w:t>
+              <w:t>Greedily matches the biggest debtor to the biggest creditor, one transaction at a time, until everyone is at zero.</w:t>
             </w:r>
           </w:p>
         </w:tc>
@@ -5481,30 +5540,27 @@
               <w:bottom w:w="80" w:type="dxa"/>
               <w:right w:w="120" w:type="dxa"/>
             </w:tcMar>
+            <w:vAlign w:val="top"/>
           </w:tcPr>
           <w:p>
             <w:pPr>
               <w:rPr>
                 <w:rFonts w:hint="default" w:ascii="Arial" w:hAnsi="Arial" w:eastAsia="Arial" w:cs="Arial"/>
+                <w:sz w:val="22"/>
+                <w:szCs w:val="22"/>
+                <w:lang w:val="en-US"/>
+              </w:rPr>
+            </w:pPr>
+            <w:r>
+              <w:rPr>
+                <w:rFonts w:ascii="Arial" w:hAnsi="Arial" w:eastAsia="Arial" w:cs="Arial"/>
                 <w:b w:val="0"/>
                 <w:bCs w:val="0"/>
                 <w:color w:val="222222"/>
                 <w:sz w:val="20"/>
                 <w:szCs w:val="20"/>
-                <w:lang w:val="en-US"/>
-              </w:rPr>
-            </w:pPr>
-            <w:r>
-              <w:rPr>
-                <w:rFonts w:hint="default" w:cs="Arial"/>
-                <w:b w:val="0"/>
-                <w:bCs w:val="0"/>
-                <w:color w:val="222222"/>
-                <w:sz w:val="20"/>
-                <w:szCs w:val="20"/>
-                <w:lang w:val="en-US"/>
-              </w:rPr>
-              <w:t>visualize()</w:t>
+              </w:rPr>
+              <w:t>display()</w:t>
             </w:r>
           </w:p>
         </w:tc>
@@ -5524,14 +5580,17 @@
               <w:bottom w:w="80" w:type="dxa"/>
               <w:right w:w="120" w:type="dxa"/>
             </w:tcMar>
+            <w:vAlign w:val="top"/>
           </w:tcPr>
           <w:p>
             <w:pPr>
-              <w:pStyle w:val="15"/>
-              <w:keepNext w:val="0"/>
-              <w:keepLines w:val="0"/>
-              <w:widowControl/>
-              <w:suppressLineNumbers w:val="0"/>
+              <w:rPr>
+                <w:rFonts w:hint="default" w:ascii="Arial" w:hAnsi="Arial" w:eastAsia="Arial" w:cs="Arial"/>
+                <w:sz w:val="22"/>
+                <w:szCs w:val="22"/>
+              </w:rPr>
+            </w:pPr>
+            <w:r>
               <w:rPr>
                 <w:rFonts w:ascii="Arial" w:hAnsi="Arial" w:eastAsia="Arial" w:cs="Arial"/>
                 <w:b w:val="0"/>
@@ -5540,9 +5599,7 @@
                 <w:sz w:val="20"/>
                 <w:szCs w:val="20"/>
               </w:rPr>
-            </w:pPr>
-            <w:r>
-              <w:t>Shows a text bar chart; saves a PNG if matplotlib is installed</w:t>
+              <w:t>Prints the full receipt pile, each person's net position with a bar chart, and the final payment instructions.</w:t>
             </w:r>
           </w:p>
         </w:tc>
@@ -5580,11 +5637,12 @@
               <w:bottom w:w="80" w:type="dxa"/>
               <w:right w:w="120" w:type="dxa"/>
             </w:tcMar>
+            <w:vAlign w:val="top"/>
           </w:tcPr>
           <w:p>
             <w:pPr>
               <w:rPr>
-                <w:rFonts w:hint="default" w:cs="Arial"/>
+                <w:rFonts w:hint="default" w:ascii="Arial" w:hAnsi="Arial" w:eastAsia="Arial" w:cs="Arial"/>
                 <w:b w:val="0"/>
                 <w:bCs w:val="0"/>
                 <w:color w:val="222222"/>
@@ -5603,7 +5661,7 @@
                 <w:szCs w:val="20"/>
                 <w:lang w:val="en-US"/>
               </w:rPr>
-              <w:t>expenses[ ]</w:t>
+              <w:t>visualize()</w:t>
             </w:r>
           </w:p>
         </w:tc>
@@ -5623,6 +5681,7 @@
               <w:bottom w:w="80" w:type="dxa"/>
               <w:right w:w="120" w:type="dxa"/>
             </w:tcMar>
+            <w:vAlign w:val="top"/>
           </w:tcPr>
           <w:p>
             <w:pPr>
@@ -5631,19 +5690,30 @@
               <w:keepLines w:val="0"/>
               <w:widowControl/>
               <w:suppressLineNumbers w:val="0"/>
+              <w:ind w:left="0" w:leftChars="0" w:right="0" w:rightChars="0"/>
+              <w:rPr>
+                <w:rFonts w:hint="default" w:ascii="Arial" w:hAnsi="Arial" w:eastAsia="Arial" w:cs="Arial"/>
+                <w:b w:val="0"/>
+                <w:bCs w:val="0"/>
+                <w:color w:val="222222"/>
+                <w:kern w:val="0"/>
+                <w:sz w:val="20"/>
+                <w:szCs w:val="20"/>
+                <w:lang w:val="en-US" w:eastAsia="zh-CN" w:bidi="ar"/>
+              </w:rPr>
             </w:pPr>
             <w:r>
-              <w:t>The list of all trip expenses with payer, amount, and participants</w:t>
+              <w:rPr>
+                <w:rFonts w:hint="default" w:ascii="Arial" w:hAnsi="Arial" w:cs="Arial"/>
+                <w:sz w:val="20"/>
+                <w:szCs w:val="20"/>
+              </w:rPr>
+              <w:t>Shows a text bar chart; saves a PNG if matplotlib is installed</w:t>
             </w:r>
           </w:p>
         </w:tc>
       </w:tr>
     </w:tbl>
-    <w:p>
-      <w:pPr>
-        <w:spacing w:before="0" w:after="80"/>
-      </w:pPr>
-    </w:p>
     <w:p>
       <w:pPr>
         <w:spacing w:before="0" w:after="120"/>
@@ -5672,16 +5742,40 @@
     <w:p>
       <w:pPr>
         <w:spacing w:before="60" w:after="80"/>
-      </w:pPr>
-      <w:r>
-        <w:rPr>
-          <w:rFonts w:ascii="Arial" w:hAnsi="Arial" w:eastAsia="Arial" w:cs="Arial"/>
+        <w:rPr>
+          <w:rFonts w:hint="default" w:ascii="Arial" w:hAnsi="Arial" w:cs="Arial"/>
+        </w:rPr>
+      </w:pPr>
+      <w:r>
+        <w:rPr>
+          <w:rFonts w:hint="default" w:ascii="Arial" w:hAnsi="Arial" w:eastAsia="Arial" w:cs="Arial"/>
           <w:color w:val="333333"/>
           <w:sz w:val="22"/>
           <w:szCs w:val="22"/>
         </w:rPr>
-        <w:t>Requirements: Python 3.7+. No external libraries needed.</w:t>
-      </w:r>
+        <w:t>Requirements: Python 3.7+. No external libraries needed</w:t>
+      </w:r>
+      <w:r>
+        <w:rPr>
+          <w:rFonts w:hint="default" w:ascii="Arial" w:hAnsi="Arial" w:cs="Arial"/>
+          <w:color w:val="333333"/>
+          <w:sz w:val="22"/>
+          <w:szCs w:val="22"/>
+          <w:lang w:val="en-US"/>
+        </w:rPr>
+        <w:t xml:space="preserve"> (optional : ‘matplotlib.pyplot’ for data visualization )</w:t>
+      </w:r>
+      <w:r>
+        <w:rPr>
+          <w:rFonts w:hint="default" w:ascii="Arial" w:hAnsi="Arial" w:eastAsia="Arial" w:cs="Arial"/>
+          <w:color w:val="333333"/>
+          <w:sz w:val="22"/>
+          <w:szCs w:val="22"/>
+        </w:rPr>
+        <w:t>.</w:t>
+      </w:r>
+      <w:bookmarkStart w:id="0" w:name="_GoBack"/>
+      <w:bookmarkEnd w:id="0"/>
     </w:p>
     <w:p>
       <w:pPr>
@@ -5691,13 +5785,13 @@
         </w:numPr>
         <w:spacing w:before="0" w:after="60"/>
         <w:rPr>
-          <w:rFonts w:hint="default"/>
+          <w:rFonts w:hint="default" w:ascii="Arial" w:hAnsi="Arial" w:cs="Arial"/>
           <w:lang w:val="en-US"/>
         </w:rPr>
       </w:pPr>
       <w:r>
         <w:rPr>
-          <w:rFonts w:hint="default"/>
+          <w:rFonts w:hint="default" w:ascii="Arial" w:hAnsi="Arial" w:cs="Arial"/>
           <w:lang w:val="en-US"/>
         </w:rPr>
         <w:t>Clone or download this repo.</w:t>
@@ -5711,13 +5805,13 @@
         </w:numPr>
         <w:spacing w:before="0" w:after="60"/>
         <w:rPr>
-          <w:rFonts w:hint="default"/>
+          <w:rFonts w:hint="default" w:ascii="Arial" w:hAnsi="Arial" w:cs="Arial"/>
           <w:lang w:val="en-US"/>
         </w:rPr>
       </w:pPr>
       <w:r>
         <w:rPr>
-          <w:rFonts w:hint="default"/>
+          <w:rFonts w:hint="default" w:ascii="Arial" w:hAnsi="Arial" w:cs="Arial"/>
           <w:lang w:val="en-US"/>
         </w:rPr>
         <w:t xml:space="preserve"> Run `python ./expense_tracker.py` in terminal or directly run “expense_tracker.py”</w:t>
@@ -5731,13 +5825,13 @@
         </w:numPr>
         <w:spacing w:before="0" w:after="60"/>
         <w:rPr>
-          <w:rFonts w:hint="default"/>
+          <w:rFonts w:hint="default" w:ascii="Arial" w:hAnsi="Arial" w:cs="Arial"/>
           <w:lang w:val="en-US"/>
         </w:rPr>
       </w:pPr>
       <w:r>
         <w:rPr>
-          <w:rFonts w:hint="default"/>
+          <w:rFonts w:hint="default" w:ascii="Arial" w:hAnsi="Arial" w:cs="Arial"/>
           <w:lang w:val="en-US"/>
         </w:rPr>
         <w:t>See the results for the demo group.</w:t>
@@ -5751,13 +5845,13 @@
         </w:numPr>
         <w:spacing w:before="0" w:after="60"/>
         <w:rPr>
-          <w:rFonts w:hint="default"/>
+          <w:rFonts w:hint="default" w:ascii="Arial" w:hAnsi="Arial" w:cs="Arial"/>
           <w:lang w:val="en-US"/>
         </w:rPr>
       </w:pPr>
       <w:r>
         <w:rPr>
-          <w:rFonts w:hint="default"/>
+          <w:rFonts w:hint="default" w:ascii="Arial" w:hAnsi="Arial" w:cs="Arial"/>
           <w:lang w:val="en-US"/>
         </w:rPr>
         <w:t xml:space="preserve"> Edit the `expenses` list in the code to add your own group's expenses</w:t>
@@ -5770,24 +5864,28 @@
           <w:numId w:val="3"/>
         </w:numPr>
         <w:spacing w:before="0" w:after="60"/>
-      </w:pPr>
-      <w:r>
-        <w:rPr>
-          <w:rFonts w:hint="default"/>
+        <w:rPr>
+          <w:rFonts w:hint="default" w:ascii="Arial" w:hAnsi="Arial" w:cs="Arial"/>
+        </w:rPr>
+      </w:pPr>
+      <w:r>
+        <w:rPr>
+          <w:rFonts w:hint="default" w:ascii="Arial" w:hAnsi="Arial" w:cs="Arial"/>
           <w:lang w:val="en-US"/>
         </w:rPr>
         <w:t xml:space="preserve"> Run again to see your custom settlement plan !</w:t>
       </w:r>
-      <w:bookmarkStart w:id="0" w:name="_GoBack"/>
-      <w:bookmarkEnd w:id="0"/>
     </w:p>
     <w:p>
       <w:pPr>
         <w:spacing w:before="60" w:after="80"/>
-      </w:pPr>
-      <w:r>
-        <w:rPr>
-          <w:rFonts w:ascii="Arial" w:hAnsi="Arial" w:eastAsia="Arial" w:cs="Arial"/>
+        <w:rPr>
+          <w:rFonts w:hint="default" w:ascii="Arial" w:hAnsi="Arial" w:cs="Arial"/>
+        </w:rPr>
+      </w:pPr>
+      <w:r>
+        <w:rPr>
+          <w:rFonts w:hint="default" w:ascii="Arial" w:hAnsi="Arial" w:eastAsia="Arial" w:cs="Arial"/>
           <w:color w:val="333333"/>
           <w:sz w:val="22"/>
           <w:szCs w:val="22"/>
@@ -5796,7 +5894,7 @@
       </w:r>
       <w:r>
         <w:rPr>
-          <w:rFonts w:ascii="Courier New" w:hAnsi="Courier New" w:eastAsia="Courier New" w:cs="Courier New"/>
+          <w:rFonts w:hint="default" w:ascii="Arial" w:hAnsi="Arial" w:eastAsia="Courier New" w:cs="Arial"/>
           <w:b/>
           <w:bCs/>
           <w:color w:val="333333"/>
@@ -5807,7 +5905,7 @@
       </w:r>
       <w:r>
         <w:rPr>
-          <w:rFonts w:ascii="Arial" w:hAnsi="Arial" w:eastAsia="Arial" w:cs="Arial"/>
+          <w:rFonts w:hint="default" w:ascii="Arial" w:hAnsi="Arial" w:eastAsia="Arial" w:cs="Arial"/>
           <w:color w:val="333333"/>
           <w:sz w:val="22"/>
           <w:szCs w:val="22"/>
@@ -5816,7 +5914,7 @@
       </w:r>
       <w:r>
         <w:rPr>
-          <w:rFonts w:ascii="Courier New" w:hAnsi="Courier New" w:eastAsia="Courier New" w:cs="Courier New"/>
+          <w:rFonts w:hint="default" w:ascii="Arial" w:hAnsi="Arial" w:eastAsia="Courier New" w:cs="Arial"/>
           <w:b/>
           <w:bCs/>
           <w:color w:val="333333"/>
@@ -5827,7 +5925,7 @@
       </w:r>
       <w:r>
         <w:rPr>
-          <w:rFonts w:ascii="Arial" w:hAnsi="Arial" w:eastAsia="Arial" w:cs="Arial"/>
+          <w:rFonts w:hint="default" w:ascii="Arial" w:hAnsi="Arial" w:eastAsia="Arial" w:cs="Arial"/>
           <w:color w:val="333333"/>
           <w:sz w:val="22"/>
           <w:szCs w:val="22"/>
@@ -5843,10 +5941,13 @@
           <w:numId w:val="1"/>
         </w:numPr>
         <w:spacing w:before="40" w:after="40"/>
-      </w:pPr>
-      <w:r>
-        <w:rPr>
-          <w:rFonts w:ascii="Arial" w:hAnsi="Arial" w:eastAsia="Arial" w:cs="Arial"/>
+        <w:rPr>
+          <w:rFonts w:hint="default" w:ascii="Arial" w:hAnsi="Arial" w:cs="Arial"/>
+        </w:rPr>
+      </w:pPr>
+      <w:r>
+        <w:rPr>
+          <w:rFonts w:hint="default" w:ascii="Arial" w:hAnsi="Arial" w:eastAsia="Arial" w:cs="Arial"/>
           <w:color w:val="333333"/>
           <w:sz w:val="22"/>
           <w:szCs w:val="22"/>
@@ -5862,10 +5963,13 @@
           <w:numId w:val="1"/>
         </w:numPr>
         <w:spacing w:before="40" w:after="40"/>
-      </w:pPr>
-      <w:r>
-        <w:rPr>
-          <w:rFonts w:ascii="Arial" w:hAnsi="Arial" w:eastAsia="Arial" w:cs="Arial"/>
+        <w:rPr>
+          <w:rFonts w:hint="default" w:ascii="Arial" w:hAnsi="Arial" w:cs="Arial"/>
+        </w:rPr>
+      </w:pPr>
+      <w:r>
+        <w:rPr>
+          <w:rFonts w:hint="default" w:ascii="Arial" w:hAnsi="Arial" w:eastAsia="Arial" w:cs="Arial"/>
           <w:color w:val="333333"/>
           <w:sz w:val="22"/>
           <w:szCs w:val="22"/>
@@ -5881,10 +5985,13 @@
           <w:numId w:val="1"/>
         </w:numPr>
         <w:spacing w:before="40" w:after="40"/>
-      </w:pPr>
-      <w:r>
-        <w:rPr>
-          <w:rFonts w:ascii="Arial" w:hAnsi="Arial" w:eastAsia="Arial" w:cs="Arial"/>
+        <w:rPr>
+          <w:rFonts w:hint="default" w:ascii="Arial" w:hAnsi="Arial" w:cs="Arial"/>
+        </w:rPr>
+      </w:pPr>
+      <w:r>
+        <w:rPr>
+          <w:rFonts w:hint="default" w:ascii="Arial" w:hAnsi="Arial" w:eastAsia="Arial" w:cs="Arial"/>
           <w:color w:val="333333"/>
           <w:sz w:val="22"/>
           <w:szCs w:val="22"/>
@@ -5900,10 +6007,13 @@
           <w:numId w:val="1"/>
         </w:numPr>
         <w:spacing w:before="40" w:after="40"/>
-      </w:pPr>
-      <w:r>
-        <w:rPr>
-          <w:rFonts w:ascii="Arial" w:hAnsi="Arial" w:eastAsia="Arial" w:cs="Arial"/>
+        <w:rPr>
+          <w:rFonts w:hint="default" w:ascii="Arial" w:hAnsi="Arial" w:cs="Arial"/>
+        </w:rPr>
+      </w:pPr>
+      <w:r>
+        <w:rPr>
+          <w:rFonts w:hint="default" w:ascii="Arial" w:hAnsi="Arial" w:eastAsia="Arial" w:cs="Arial"/>
           <w:color w:val="333333"/>
           <w:sz w:val="22"/>
           <w:szCs w:val="22"/>
@@ -6594,6 +6704,7 @@
       <w:jc w:val="left"/>
     </w:pPr>
     <w:rPr>
+      <w:rFonts w:ascii="Times New Roman" w:hAnsi="Times New Roman" w:eastAsia="SimSun" w:cs="Times New Roman"/>
       <w:kern w:val="0"/>
       <w:sz w:val="24"/>
       <w:szCs w:val="24"/>

--- a/README.docx
+++ b/README.docx
@@ -324,6 +324,7 @@
             </w:tcMar>
           </w:tcPr>
           <w:p>
+            <w:bookmarkStart w:id="0" w:name="_GoBack" w:colFirst="3" w:colLast="3"/>
             <w:r>
               <w:rPr>
                 <w:rFonts w:ascii="Arial" w:hAnsi="Arial" w:eastAsia="Arial" w:cs="Arial"/>
@@ -528,6 +529,12 @@
             </w:tcMar>
           </w:tcPr>
           <w:p>
+            <w:pPr>
+              <w:rPr>
+                <w:sz w:val="18"/>
+                <w:szCs w:val="18"/>
+              </w:rPr>
+            </w:pPr>
             <w:r>
               <w:rPr>
                 <w:rFonts w:ascii="Arial" w:hAnsi="Arial" w:eastAsia="Arial" w:cs="Arial"/>
@@ -559,6 +566,12 @@
             </w:tcMar>
           </w:tcPr>
           <w:p>
+            <w:pPr>
+              <w:rPr>
+                <w:sz w:val="18"/>
+                <w:szCs w:val="18"/>
+              </w:rPr>
+            </w:pPr>
             <w:r>
               <w:rPr>
                 <w:rFonts w:ascii="Arial" w:hAnsi="Arial" w:eastAsia="Arial" w:cs="Arial"/>
@@ -593,6 +606,8 @@
             <w:pPr>
               <w:rPr>
                 <w:rFonts w:hint="default"/>
+                <w:sz w:val="18"/>
+                <w:szCs w:val="18"/>
                 <w:lang w:val="en-US"/>
               </w:rPr>
             </w:pPr>
@@ -639,6 +654,12 @@
             </w:tcMar>
           </w:tcPr>
           <w:p>
+            <w:pPr>
+              <w:rPr>
+                <w:sz w:val="18"/>
+                <w:szCs w:val="18"/>
+              </w:rPr>
+            </w:pPr>
             <w:r>
               <w:rPr>
                 <w:rFonts w:ascii="Arial" w:hAnsi="Arial" w:eastAsia="Arial" w:cs="Arial"/>
@@ -670,6 +691,12 @@
             </w:tcMar>
           </w:tcPr>
           <w:p>
+            <w:pPr>
+              <w:rPr>
+                <w:sz w:val="18"/>
+                <w:szCs w:val="18"/>
+              </w:rPr>
+            </w:pPr>
             <w:r>
               <w:rPr>
                 <w:rFonts w:ascii="Arial" w:hAnsi="Arial" w:eastAsia="Arial" w:cs="Arial"/>
@@ -701,6 +728,12 @@
             </w:tcMar>
           </w:tcPr>
           <w:p>
+            <w:pPr>
+              <w:rPr>
+                <w:sz w:val="18"/>
+                <w:szCs w:val="18"/>
+              </w:rPr>
+            </w:pPr>
             <w:r>
               <w:rPr>
                 <w:rFonts w:ascii="Arial" w:hAnsi="Arial" w:eastAsia="Arial" w:cs="Arial"/>
@@ -750,6 +783,12 @@
             </w:tcMar>
           </w:tcPr>
           <w:p>
+            <w:pPr>
+              <w:rPr>
+                <w:sz w:val="18"/>
+                <w:szCs w:val="18"/>
+              </w:rPr>
+            </w:pPr>
             <w:r>
               <w:rPr>
                 <w:rFonts w:ascii="Arial" w:hAnsi="Arial" w:eastAsia="Arial" w:cs="Arial"/>
@@ -781,6 +820,12 @@
             </w:tcMar>
           </w:tcPr>
           <w:p>
+            <w:pPr>
+              <w:rPr>
+                <w:sz w:val="18"/>
+                <w:szCs w:val="18"/>
+              </w:rPr>
+            </w:pPr>
             <w:r>
               <w:rPr>
                 <w:rFonts w:ascii="Arial" w:hAnsi="Arial" w:eastAsia="Arial" w:cs="Arial"/>
@@ -815,12 +860,16 @@
             <w:pPr>
               <w:rPr>
                 <w:rFonts w:hint="default"/>
+                <w:sz w:val="18"/>
+                <w:szCs w:val="18"/>
                 <w:lang w:val="en-US"/>
               </w:rPr>
             </w:pPr>
             <w:r>
               <w:rPr>
                 <w:rFonts w:hint="default"/>
+                <w:sz w:val="18"/>
+                <w:szCs w:val="18"/>
                 <w:lang w:val="en-US"/>
               </w:rPr>
               <w:t>Sanjay</w:t>
@@ -845,6 +894,12 @@
             </w:tcMar>
           </w:tcPr>
           <w:p>
+            <w:pPr>
+              <w:rPr>
+                <w:sz w:val="18"/>
+                <w:szCs w:val="18"/>
+              </w:rPr>
+            </w:pPr>
             <w:r>
               <w:rPr>
                 <w:rFonts w:ascii="Arial" w:hAnsi="Arial" w:eastAsia="Arial" w:cs="Arial"/>
@@ -879,12 +934,16 @@
             <w:pPr>
               <w:rPr>
                 <w:rFonts w:hint="default"/>
+                <w:sz w:val="18"/>
+                <w:szCs w:val="18"/>
                 <w:lang w:val="en-US"/>
               </w:rPr>
             </w:pPr>
             <w:r>
               <w:rPr>
                 <w:rFonts w:hint="default"/>
+                <w:sz w:val="18"/>
+                <w:szCs w:val="18"/>
                 <w:lang w:val="en-US"/>
               </w:rPr>
               <w:t>Sanjay,Niraj,Manish</w:t>
@@ -909,6 +968,12 @@
             </w:tcMar>
           </w:tcPr>
           <w:p>
+            <w:pPr>
+              <w:rPr>
+                <w:sz w:val="18"/>
+                <w:szCs w:val="18"/>
+              </w:rPr>
+            </w:pPr>
             <w:r>
               <w:rPr>
                 <w:rFonts w:ascii="Arial" w:hAnsi="Arial" w:eastAsia="Arial" w:cs="Arial"/>
@@ -958,6 +1023,12 @@
             </w:tcMar>
           </w:tcPr>
           <w:p>
+            <w:pPr>
+              <w:rPr>
+                <w:sz w:val="18"/>
+                <w:szCs w:val="18"/>
+              </w:rPr>
+            </w:pPr>
             <w:r>
               <w:rPr>
                 <w:rFonts w:ascii="Arial" w:hAnsi="Arial" w:eastAsia="Arial" w:cs="Arial"/>
@@ -989,6 +1060,12 @@
             </w:tcMar>
           </w:tcPr>
           <w:p>
+            <w:pPr>
+              <w:rPr>
+                <w:sz w:val="18"/>
+                <w:szCs w:val="18"/>
+              </w:rPr>
+            </w:pPr>
             <w:r>
               <w:rPr>
                 <w:rFonts w:ascii="Arial" w:hAnsi="Arial" w:eastAsia="Arial" w:cs="Arial"/>
@@ -1023,12 +1100,16 @@
             <w:pPr>
               <w:rPr>
                 <w:rFonts w:hint="default"/>
+                <w:sz w:val="18"/>
+                <w:szCs w:val="18"/>
                 <w:lang w:val="en-US"/>
               </w:rPr>
             </w:pPr>
             <w:r>
               <w:rPr>
                 <w:rFonts w:hint="default"/>
+                <w:sz w:val="18"/>
+                <w:szCs w:val="18"/>
                 <w:lang w:val="en-US"/>
               </w:rPr>
               <w:t>Niraj</w:t>
@@ -1053,6 +1134,12 @@
             </w:tcMar>
           </w:tcPr>
           <w:p>
+            <w:pPr>
+              <w:rPr>
+                <w:sz w:val="18"/>
+                <w:szCs w:val="18"/>
+              </w:rPr>
+            </w:pPr>
             <w:r>
               <w:rPr>
                 <w:rFonts w:ascii="Arial" w:hAnsi="Arial" w:eastAsia="Arial" w:cs="Arial"/>
@@ -1087,6 +1174,8 @@
             <w:pPr>
               <w:rPr>
                 <w:rFonts w:hint="default"/>
+                <w:sz w:val="18"/>
+                <w:szCs w:val="18"/>
                 <w:lang w:val="en-US"/>
               </w:rPr>
             </w:pPr>
@@ -1122,6 +1211,12 @@
             </w:tcMar>
           </w:tcPr>
           <w:p>
+            <w:pPr>
+              <w:rPr>
+                <w:sz w:val="18"/>
+                <w:szCs w:val="18"/>
+              </w:rPr>
+            </w:pPr>
             <w:r>
               <w:rPr>
                 <w:rFonts w:ascii="Arial" w:hAnsi="Arial" w:eastAsia="Arial" w:cs="Arial"/>
@@ -1171,6 +1266,12 @@
             </w:tcMar>
           </w:tcPr>
           <w:p>
+            <w:pPr>
+              <w:rPr>
+                <w:sz w:val="18"/>
+                <w:szCs w:val="18"/>
+              </w:rPr>
+            </w:pPr>
             <w:r>
               <w:rPr>
                 <w:rFonts w:ascii="Arial" w:hAnsi="Arial" w:eastAsia="Arial" w:cs="Arial"/>
@@ -1202,6 +1303,12 @@
             </w:tcMar>
           </w:tcPr>
           <w:p>
+            <w:pPr>
+              <w:rPr>
+                <w:sz w:val="18"/>
+                <w:szCs w:val="18"/>
+              </w:rPr>
+            </w:pPr>
             <w:r>
               <w:rPr>
                 <w:rFonts w:ascii="Arial" w:hAnsi="Arial" w:eastAsia="Arial" w:cs="Arial"/>
@@ -1236,12 +1343,16 @@
             <w:pPr>
               <w:rPr>
                 <w:rFonts w:hint="default"/>
+                <w:sz w:val="18"/>
+                <w:szCs w:val="18"/>
                 <w:lang w:val="en-US"/>
               </w:rPr>
             </w:pPr>
             <w:r>
               <w:rPr>
                 <w:rFonts w:hint="default"/>
+                <w:sz w:val="18"/>
+                <w:szCs w:val="18"/>
                 <w:lang w:val="en-US"/>
               </w:rPr>
               <w:t>Manish</w:t>
@@ -1266,6 +1377,12 @@
             </w:tcMar>
           </w:tcPr>
           <w:p>
+            <w:pPr>
+              <w:rPr>
+                <w:sz w:val="18"/>
+                <w:szCs w:val="18"/>
+              </w:rPr>
+            </w:pPr>
             <w:r>
               <w:rPr>
                 <w:rFonts w:ascii="Arial" w:hAnsi="Arial" w:eastAsia="Arial" w:cs="Arial"/>
@@ -1300,6 +1417,8 @@
             <w:pPr>
               <w:rPr>
                 <w:rFonts w:hint="default"/>
+                <w:sz w:val="18"/>
+                <w:szCs w:val="18"/>
                 <w:lang w:val="en-US"/>
               </w:rPr>
             </w:pPr>
@@ -1358,6 +1477,12 @@
             </w:tcMar>
           </w:tcPr>
           <w:p>
+            <w:pPr>
+              <w:rPr>
+                <w:sz w:val="18"/>
+                <w:szCs w:val="18"/>
+              </w:rPr>
+            </w:pPr>
             <w:r>
               <w:rPr>
                 <w:rFonts w:ascii="Arial" w:hAnsi="Arial" w:eastAsia="Arial" w:cs="Arial"/>
@@ -1407,6 +1532,12 @@
             </w:tcMar>
           </w:tcPr>
           <w:p>
+            <w:pPr>
+              <w:rPr>
+                <w:sz w:val="18"/>
+                <w:szCs w:val="18"/>
+              </w:rPr>
+            </w:pPr>
             <w:r>
               <w:rPr>
                 <w:rFonts w:ascii="Arial" w:hAnsi="Arial" w:eastAsia="Arial" w:cs="Arial"/>
@@ -1438,6 +1569,12 @@
             </w:tcMar>
           </w:tcPr>
           <w:p>
+            <w:pPr>
+              <w:rPr>
+                <w:sz w:val="18"/>
+                <w:szCs w:val="18"/>
+              </w:rPr>
+            </w:pPr>
             <w:r>
               <w:rPr>
                 <w:rFonts w:ascii="Arial" w:hAnsi="Arial" w:eastAsia="Arial" w:cs="Arial"/>
@@ -1472,12 +1609,16 @@
             <w:pPr>
               <w:rPr>
                 <w:rFonts w:hint="default"/>
+                <w:sz w:val="18"/>
+                <w:szCs w:val="18"/>
                 <w:lang w:val="en-US"/>
               </w:rPr>
             </w:pPr>
             <w:r>
               <w:rPr>
                 <w:rFonts w:hint="default"/>
+                <w:sz w:val="18"/>
+                <w:szCs w:val="18"/>
                 <w:lang w:val="en-US"/>
               </w:rPr>
               <w:t>Gaurav</w:t>
@@ -1502,6 +1643,12 @@
             </w:tcMar>
           </w:tcPr>
           <w:p>
+            <w:pPr>
+              <w:rPr>
+                <w:sz w:val="18"/>
+                <w:szCs w:val="18"/>
+              </w:rPr>
+            </w:pPr>
             <w:r>
               <w:rPr>
                 <w:rFonts w:ascii="Arial" w:hAnsi="Arial" w:eastAsia="Arial" w:cs="Arial"/>
@@ -1536,6 +1683,8 @@
             <w:pPr>
               <w:rPr>
                 <w:rFonts w:hint="default"/>
+                <w:sz w:val="18"/>
+                <w:szCs w:val="18"/>
                 <w:lang w:val="en-US"/>
               </w:rPr>
             </w:pPr>
@@ -1640,6 +1789,12 @@
             </w:tcMar>
           </w:tcPr>
           <w:p>
+            <w:pPr>
+              <w:rPr>
+                <w:sz w:val="18"/>
+                <w:szCs w:val="18"/>
+              </w:rPr>
+            </w:pPr>
             <w:r>
               <w:rPr>
                 <w:rFonts w:ascii="Arial" w:hAnsi="Arial" w:eastAsia="Arial" w:cs="Arial"/>
@@ -1689,6 +1844,12 @@
             </w:tcMar>
           </w:tcPr>
           <w:p>
+            <w:pPr>
+              <w:rPr>
+                <w:sz w:val="18"/>
+                <w:szCs w:val="18"/>
+              </w:rPr>
+            </w:pPr>
             <w:r>
               <w:rPr>
                 <w:rFonts w:ascii="Arial" w:hAnsi="Arial" w:eastAsia="Arial" w:cs="Arial"/>
@@ -1720,6 +1881,12 @@
             </w:tcMar>
           </w:tcPr>
           <w:p>
+            <w:pPr>
+              <w:rPr>
+                <w:sz w:val="18"/>
+                <w:szCs w:val="18"/>
+              </w:rPr>
+            </w:pPr>
             <w:r>
               <w:rPr>
                 <w:rFonts w:ascii="Arial" w:hAnsi="Arial" w:eastAsia="Arial" w:cs="Arial"/>
@@ -1754,12 +1921,16 @@
             <w:pPr>
               <w:rPr>
                 <w:rFonts w:hint="default"/>
+                <w:sz w:val="18"/>
+                <w:szCs w:val="18"/>
                 <w:lang w:val="en-US"/>
               </w:rPr>
             </w:pPr>
             <w:r>
               <w:rPr>
                 <w:rFonts w:hint="default"/>
+                <w:sz w:val="18"/>
+                <w:szCs w:val="18"/>
                 <w:lang w:val="en-US"/>
               </w:rPr>
               <w:t>Anmol</w:t>
@@ -1784,6 +1955,12 @@
             </w:tcMar>
           </w:tcPr>
           <w:p>
+            <w:pPr>
+              <w:rPr>
+                <w:sz w:val="18"/>
+                <w:szCs w:val="18"/>
+              </w:rPr>
+            </w:pPr>
             <w:r>
               <w:rPr>
                 <w:rFonts w:ascii="Arial" w:hAnsi="Arial" w:eastAsia="Arial" w:cs="Arial"/>
@@ -1818,6 +1995,8 @@
             <w:pPr>
               <w:rPr>
                 <w:rFonts w:hint="default"/>
+                <w:sz w:val="18"/>
+                <w:szCs w:val="18"/>
                 <w:lang w:val="en-US"/>
               </w:rPr>
             </w:pPr>
@@ -1853,6 +2032,12 @@
             </w:tcMar>
           </w:tcPr>
           <w:p>
+            <w:pPr>
+              <w:rPr>
+                <w:sz w:val="18"/>
+                <w:szCs w:val="18"/>
+              </w:rPr>
+            </w:pPr>
             <w:r>
               <w:rPr>
                 <w:rFonts w:ascii="Arial" w:hAnsi="Arial" w:eastAsia="Arial" w:cs="Arial"/>
@@ -1902,6 +2087,12 @@
             </w:tcMar>
           </w:tcPr>
           <w:p>
+            <w:pPr>
+              <w:rPr>
+                <w:sz w:val="18"/>
+                <w:szCs w:val="18"/>
+              </w:rPr>
+            </w:pPr>
             <w:r>
               <w:rPr>
                 <w:rFonts w:ascii="Arial" w:hAnsi="Arial" w:eastAsia="Arial" w:cs="Arial"/>
@@ -1933,6 +2124,12 @@
             </w:tcMar>
           </w:tcPr>
           <w:p>
+            <w:pPr>
+              <w:rPr>
+                <w:sz w:val="18"/>
+                <w:szCs w:val="18"/>
+              </w:rPr>
+            </w:pPr>
             <w:r>
               <w:rPr>
                 <w:rFonts w:ascii="Arial" w:hAnsi="Arial" w:eastAsia="Arial" w:cs="Arial"/>
@@ -1967,12 +2164,16 @@
             <w:pPr>
               <w:rPr>
                 <w:rFonts w:hint="default"/>
+                <w:sz w:val="18"/>
+                <w:szCs w:val="18"/>
                 <w:lang w:val="en-US"/>
               </w:rPr>
             </w:pPr>
             <w:r>
               <w:rPr>
                 <w:rFonts w:hint="default"/>
+                <w:sz w:val="18"/>
+                <w:szCs w:val="18"/>
                 <w:lang w:val="en-US"/>
               </w:rPr>
               <w:t>Sanjay</w:t>
@@ -1997,6 +2198,12 @@
             </w:tcMar>
           </w:tcPr>
           <w:p>
+            <w:pPr>
+              <w:rPr>
+                <w:sz w:val="18"/>
+                <w:szCs w:val="18"/>
+              </w:rPr>
+            </w:pPr>
             <w:r>
               <w:rPr>
                 <w:rFonts w:ascii="Arial" w:hAnsi="Arial" w:eastAsia="Arial" w:cs="Arial"/>
@@ -2028,6 +2235,12 @@
             </w:tcMar>
           </w:tcPr>
           <w:p>
+            <w:pPr>
+              <w:rPr>
+                <w:sz w:val="18"/>
+                <w:szCs w:val="18"/>
+              </w:rPr>
+            </w:pPr>
             <w:r>
               <w:rPr>
                 <w:rFonts w:hint="default" w:cs="Arial"/>
@@ -2083,6 +2296,12 @@
             </w:tcMar>
           </w:tcPr>
           <w:p>
+            <w:pPr>
+              <w:rPr>
+                <w:sz w:val="18"/>
+                <w:szCs w:val="18"/>
+              </w:rPr>
+            </w:pPr>
             <w:r>
               <w:rPr>
                 <w:rFonts w:ascii="Arial" w:hAnsi="Arial" w:eastAsia="Arial" w:cs="Arial"/>
@@ -2132,6 +2351,12 @@
             </w:tcMar>
           </w:tcPr>
           <w:p>
+            <w:pPr>
+              <w:rPr>
+                <w:sz w:val="18"/>
+                <w:szCs w:val="18"/>
+              </w:rPr>
+            </w:pPr>
             <w:r>
               <w:rPr>
                 <w:rFonts w:ascii="Arial" w:hAnsi="Arial" w:eastAsia="Arial" w:cs="Arial"/>
@@ -2163,6 +2388,12 @@
             </w:tcMar>
           </w:tcPr>
           <w:p>
+            <w:pPr>
+              <w:rPr>
+                <w:sz w:val="18"/>
+                <w:szCs w:val="18"/>
+              </w:rPr>
+            </w:pPr>
             <w:r>
               <w:rPr>
                 <w:rFonts w:ascii="Arial" w:hAnsi="Arial" w:eastAsia="Arial" w:cs="Arial"/>
@@ -2197,12 +2428,16 @@
             <w:pPr>
               <w:rPr>
                 <w:rFonts w:hint="default"/>
+                <w:sz w:val="18"/>
+                <w:szCs w:val="18"/>
                 <w:lang w:val="en-US"/>
               </w:rPr>
             </w:pPr>
             <w:r>
               <w:rPr>
                 <w:rFonts w:hint="default"/>
+                <w:sz w:val="18"/>
+                <w:szCs w:val="18"/>
                 <w:lang w:val="en-US"/>
               </w:rPr>
               <w:t>Niraj</w:t>
@@ -2227,6 +2462,12 @@
             </w:tcMar>
           </w:tcPr>
           <w:p>
+            <w:pPr>
+              <w:rPr>
+                <w:sz w:val="18"/>
+                <w:szCs w:val="18"/>
+              </w:rPr>
+            </w:pPr>
             <w:r>
               <w:rPr>
                 <w:rFonts w:ascii="Arial" w:hAnsi="Arial" w:eastAsia="Arial" w:cs="Arial"/>
@@ -2258,6 +2499,12 @@
             </w:tcMar>
           </w:tcPr>
           <w:p>
+            <w:pPr>
+              <w:rPr>
+                <w:sz w:val="18"/>
+                <w:szCs w:val="18"/>
+              </w:rPr>
+            </w:pPr>
             <w:r>
               <w:rPr>
                 <w:rFonts w:hint="default" w:cs="Arial"/>
@@ -2336,6 +2583,12 @@
             </w:tcMar>
           </w:tcPr>
           <w:p>
+            <w:pPr>
+              <w:rPr>
+                <w:sz w:val="18"/>
+                <w:szCs w:val="18"/>
+              </w:rPr>
+            </w:pPr>
             <w:r>
               <w:rPr>
                 <w:rFonts w:ascii="Arial" w:hAnsi="Arial" w:eastAsia="Arial" w:cs="Arial"/>
@@ -2350,6 +2603,7 @@
           </w:p>
         </w:tc>
       </w:tr>
+      <w:bookmarkEnd w:id="0"/>
     </w:tbl>
     <w:p>
       <w:pPr>
@@ -5774,8 +6028,6 @@
         </w:rPr>
         <w:t>.</w:t>
       </w:r>
-      <w:bookmarkStart w:id="0" w:name="_GoBack"/>
-      <w:bookmarkEnd w:id="0"/>
     </w:p>
     <w:p>
       <w:pPr>

--- a/README.docx
+++ b/README.docx
@@ -252,7 +252,51 @@
           <w:sz w:val="22"/>
           <w:szCs w:val="22"/>
         </w:rPr>
-        <w:t>The demonstration uses five friends (Alice, Bob, Charlie, Diana, Eve) and eight expenses from their imaginary trip:</w:t>
+        <w:t>The demonstration uses five friends (</w:t>
+      </w:r>
+      <w:r>
+        <w:rPr>
+          <w:rFonts w:hint="default" w:cs="Arial"/>
+          <w:b w:val="0"/>
+          <w:bCs w:val="0"/>
+          <w:color w:val="222222"/>
+          <w:sz w:val="22"/>
+          <w:szCs w:val="22"/>
+          <w:lang w:val="en-US"/>
+        </w:rPr>
+        <w:t>Anmol,Sanjay,</w:t>
+      </w:r>
+      <w:r>
+        <w:rPr>
+          <w:rFonts w:ascii="Arial" w:hAnsi="Arial" w:eastAsia="Arial" w:cs="Arial"/>
+          <w:b w:val="0"/>
+          <w:bCs w:val="0"/>
+          <w:color w:val="222222"/>
+          <w:sz w:val="22"/>
+          <w:szCs w:val="22"/>
+        </w:rPr>
+        <w:t xml:space="preserve"> </w:t>
+      </w:r>
+      <w:r>
+        <w:rPr>
+          <w:rFonts w:hint="default" w:cs="Arial"/>
+          <w:b w:val="0"/>
+          <w:bCs w:val="0"/>
+          <w:color w:val="222222"/>
+          <w:sz w:val="22"/>
+          <w:szCs w:val="22"/>
+          <w:lang w:val="en-US"/>
+        </w:rPr>
+        <w:t>Niraj,Manish,Gaurav</w:t>
+      </w:r>
+      <w:r>
+        <w:rPr>
+          <w:rFonts w:ascii="Arial" w:hAnsi="Arial" w:eastAsia="Arial" w:cs="Arial"/>
+          <w:color w:val="333333"/>
+          <w:sz w:val="22"/>
+          <w:szCs w:val="22"/>
+        </w:rPr>
+        <w:t>) and eight expenses from their imaginary trip:</w:t>
       </w:r>
     </w:p>
     <w:p>
@@ -324,7 +368,6 @@
             </w:tcMar>
           </w:tcPr>
           <w:p>
-            <w:bookmarkStart w:id="0" w:name="_GoBack" w:colFirst="3" w:colLast="3"/>
             <w:r>
               <w:rPr>
                 <w:rFonts w:ascii="Arial" w:hAnsi="Arial" w:eastAsia="Arial" w:cs="Arial"/>
@@ -2603,7 +2646,6 @@
           </w:p>
         </w:tc>
       </w:tr>
-      <w:bookmarkEnd w:id="0"/>
     </w:tbl>
     <w:p>
       <w:pPr>
@@ -2982,7 +3024,18 @@
           <w:sz w:val="22"/>
           <w:szCs w:val="22"/>
         </w:rPr>
-        <w:t>After processing all 8 expenses, the net balances are:</w:t>
+        <w:t>After processing all 8 expenses, the net balances are</w:t>
+      </w:r>
+      <w:bookmarkStart w:id="0" w:name="_GoBack"/>
+      <w:bookmarkEnd w:id="0"/>
+      <w:r>
+        <w:rPr>
+          <w:rFonts w:ascii="Arial" w:hAnsi="Arial" w:eastAsia="Arial" w:cs="Arial"/>
+          <w:color w:val="333333"/>
+          <w:sz w:val="22"/>
+          <w:szCs w:val="22"/>
+        </w:rPr>
+        <w:t>:</w:t>
       </w:r>
     </w:p>
     <w:p>
@@ -6605,14 +6658,14 @@
     <w:lsdException w:unhideWhenUsed="0" w:uiPriority="0" w:semiHidden="0" w:name="Body Text Indent 2"/>
     <w:lsdException w:unhideWhenUsed="0" w:uiPriority="0" w:semiHidden="0" w:name="Body Text Indent 3"/>
     <w:lsdException w:unhideWhenUsed="0" w:uiPriority="0" w:semiHidden="0" w:name="Block Text"/>
-    <w:lsdException w:uiPriority="99" w:semiHidden="0" w:name="Hyperlink"/>
+    <w:lsdException w:qFormat="1" w:uiPriority="99" w:semiHidden="0" w:name="Hyperlink"/>
     <w:lsdException w:unhideWhenUsed="0" w:uiPriority="0" w:semiHidden="0" w:name="FollowedHyperlink"/>
     <w:lsdException w:qFormat="1" w:unhideWhenUsed="0" w:uiPriority="0" w:semiHidden="0" w:name="Strong"/>
     <w:lsdException w:qFormat="1" w:unhideWhenUsed="0" w:uiPriority="0" w:semiHidden="0" w:name="Emphasis"/>
     <w:lsdException w:unhideWhenUsed="0" w:uiPriority="0" w:semiHidden="0" w:name="Document Map"/>
     <w:lsdException w:unhideWhenUsed="0" w:uiPriority="0" w:semiHidden="0" w:name="Plain Text"/>
     <w:lsdException w:unhideWhenUsed="0" w:uiPriority="0" w:semiHidden="0" w:name="E-mail Signature"/>
-    <w:lsdException w:unhideWhenUsed="0" w:uiPriority="0" w:semiHidden="0" w:name="Normal (Web)"/>
+    <w:lsdException w:qFormat="1" w:unhideWhenUsed="0" w:uiPriority="0" w:semiHidden="0" w:name="Normal (Web)"/>
     <w:lsdException w:unhideWhenUsed="0" w:uiPriority="0" w:semiHidden="0" w:name="HTML Acronym"/>
     <w:lsdException w:unhideWhenUsed="0" w:uiPriority="0" w:semiHidden="0" w:name="HTML Address"/>
     <w:lsdException w:unhideWhenUsed="0" w:uiPriority="0" w:semiHidden="0" w:name="HTML Cite"/>
@@ -6941,6 +6994,7 @@
   <w:style w:type="character" w:styleId="14">
     <w:name w:val="Hyperlink"/>
     <w:unhideWhenUsed/>
+    <w:qFormat/>
     <w:uiPriority w:val="99"/>
     <w:rPr>
       <w:color w:val="0563C1"/>
@@ -6949,6 +7003,7 @@
   </w:style>
   <w:style w:type="paragraph" w:styleId="15">
     <w:name w:val="Normal (Web)"/>
+    <w:qFormat/>
     <w:uiPriority w:val="0"/>
     <w:pPr>
       <w:spacing w:before="0" w:beforeAutospacing="1" w:after="0" w:afterAutospacing="1"/>
